--- a/chapters/exports/14-review.docx
+++ b/chapters/exports/14-review.docx
@@ -401,7 +401,7 @@
       <w:r>
         <w:t xml:space="preserve">The </w:t>
       </w:r>
-      <w:hyperlink w:history="1" r:id="rIdkolyvb1t07jrd1hudn588">
+      <w:hyperlink w:history="1" r:id="rIdhj4lb6n7ghjihjpawxm7b">
         <w:r>
           <w:rPr>
             <w:rStyle w:val="Hyperlink"/>
@@ -412,7 +412,7 @@
       <w:r>
         <w:t xml:space="preserve"> provides technical assistance, delivers workshops, and facilitates a peer-learning network to increase local and regional capacity for applicants to CAL FIRE’s Business and Workforce Development Program. Funding for the Forest Business Alliance is provided by the </w:t>
       </w:r>
-      <w:hyperlink w:history="1" r:id="rIdplylxt_7cloe_4zkedzaf">
+      <w:hyperlink w:history="1" r:id="rId_ckum_mrjedifh1vvk73o">
         <w:r>
           <w:rPr>
             <w:rStyle w:val="Hyperlink"/>
@@ -423,7 +423,7 @@
       <w:r>
         <w:t xml:space="preserve">. Past funders include the </w:t>
       </w:r>
-      <w:hyperlink w:history="1" r:id="rIdulqibuitybeifrryqhwvu">
+      <w:hyperlink w:history="1" r:id="rIdctin6z_mx2qzyhpigzusb">
         <w:r>
           <w:rPr>
             <w:rStyle w:val="Hyperlink"/>
@@ -1194,7 +1194,7 @@
         <w:pStyle w:val="IntenseQuote"/>
       </w:pPr>
       <w:r>
-        <w:t xml:space="preserve">“I left the Peer Learning Network meetings feeling inspried and made contact with many members afterwards.” Mika Cook, Sustainable Rural Forest Community Strategist, Humboldt</w:t>
+        <w:t xml:space="preserve">“I left each Peer Learning Network meeting feeling inspired and made contact with many members afterwards.” Mika Cook, Sustainable Rural Forest Community Strategist, Humboldt</w:t>
       </w:r>
     </w:p>
     <w:p>

--- a/chapters/exports/14-review.docx
+++ b/chapters/exports/14-review.docx
@@ -401,7 +401,7 @@
       <w:r>
         <w:t xml:space="preserve">The </w:t>
       </w:r>
-      <w:hyperlink w:history="1" r:id="rIdhj4lb6n7ghjihjpawxm7b">
+      <w:hyperlink w:history="1" r:id="rIdpqbch9bz4adtcffknkror">
         <w:r>
           <w:rPr>
             <w:rStyle w:val="Hyperlink"/>
@@ -412,7 +412,7 @@
       <w:r>
         <w:t xml:space="preserve"> provides technical assistance, delivers workshops, and facilitates a peer-learning network to increase local and regional capacity for applicants to CAL FIRE’s Business and Workforce Development Program. Funding for the Forest Business Alliance is provided by the </w:t>
       </w:r>
-      <w:hyperlink w:history="1" r:id="rId_ckum_mrjedifh1vvk73o">
+      <w:hyperlink w:history="1" r:id="rIdmx8qlkla1ldayolwixwoo">
         <w:r>
           <w:rPr>
             <w:rStyle w:val="Hyperlink"/>
@@ -423,7 +423,7 @@
       <w:r>
         <w:t xml:space="preserve">. Past funders include the </w:t>
       </w:r>
-      <w:hyperlink w:history="1" r:id="rIdctin6z_mx2qzyhpigzusb">
+      <w:hyperlink w:history="1" r:id="rIdogblzntnyytkffhx19ipn">
         <w:r>
           <w:rPr>
             <w:rStyle w:val="Hyperlink"/>
@@ -883,7 +883,11 @@
         <w:tc>
           <w:p>
             <w:r>
-              <w:t xml:space="preserve">**List-serv members **</w:t>
+              <w:rPr>
+                <w:b/>
+                <w:bCs/>
+              </w:rPr>
+              <w:t xml:space="preserve">List-Serv Members</w:t>
             </w:r>
           </w:p>
         </w:tc>

--- a/chapters/exports/14-review.docx
+++ b/chapters/exports/14-review.docx
@@ -401,7 +401,7 @@
       <w:r>
         <w:t xml:space="preserve">The </w:t>
       </w:r>
-      <w:hyperlink w:history="1" r:id="rIdpqbch9bz4adtcffknkror">
+      <w:hyperlink w:history="1" r:id="rIdhes74q_oyj7onqbz9_w9y">
         <w:r>
           <w:rPr>
             <w:rStyle w:val="Hyperlink"/>
@@ -412,7 +412,7 @@
       <w:r>
         <w:t xml:space="preserve"> provides technical assistance, delivers workshops, and facilitates a peer-learning network to increase local and regional capacity for applicants to CAL FIRE’s Business and Workforce Development Program. Funding for the Forest Business Alliance is provided by the </w:t>
       </w:r>
-      <w:hyperlink w:history="1" r:id="rIdmx8qlkla1ldayolwixwoo">
+      <w:hyperlink w:history="1" r:id="rIddsiub_movn252djdfqwur">
         <w:r>
           <w:rPr>
             <w:rStyle w:val="Hyperlink"/>
@@ -423,7 +423,7 @@
       <w:r>
         <w:t xml:space="preserve">. Past funders include the </w:t>
       </w:r>
-      <w:hyperlink w:history="1" r:id="rIdogblzntnyytkffhx19ipn">
+      <w:hyperlink w:history="1" r:id="rIdvj0opgeeu_cafaxevdv6t">
         <w:r>
           <w:rPr>
             <w:rStyle w:val="Hyperlink"/>
@@ -998,7 +998,7 @@
       <w:r>
         <w:drawing>
           <wp:inline distT="0" distB="0" distL="0" distR="0">
-            <wp:extent cx="4000500" cy="1986800"/>
+            <wp:extent cx="4000500" cy="1987289"/>
             <wp:effectExtent b="0" l="0" r="0" t="0"/>
             <wp:docPr id="213" name="" descr="" title=""/>
             <wp:cNvGraphicFramePr>
@@ -1023,7 +1023,7 @@
                   <pic:spPr bwMode="auto">
                     <a:xfrm>
                       <a:off x="0" y="0"/>
-                      <a:ext cx="4000500" cy="1986800"/>
+                      <a:ext cx="4000500" cy="1987289"/>
                     </a:xfrm>
                     <a:prstGeom prst="rect">
                       <a:avLst/>
@@ -1065,7 +1065,7 @@
         <w:t xml:space="preserve"> </w:t>
       </w:r>
       <w:r>
-        <w:t xml:space="preserve">Progression of pipeline technical assistance from FBA startup to present.</w:t>
+        <w:t xml:space="preserve">Progression of FBA pipeline technical assistance.</w:t>
       </w:r>
     </w:p>
     <w:p>
@@ -1089,7 +1089,7 @@
       <w:r>
         <w:drawing>
           <wp:inline distT="0" distB="0" distL="0" distR="0">
-            <wp:extent cx="4000500" cy="1998810"/>
+            <wp:extent cx="4000500" cy="1987289"/>
             <wp:effectExtent b="0" l="0" r="0" t="0"/>
             <wp:docPr id="214" name="" descr="" title=""/>
             <wp:cNvGraphicFramePr>
@@ -1114,7 +1114,7 @@
                   <pic:spPr bwMode="auto">
                     <a:xfrm>
                       <a:off x="0" y="0"/>
-                      <a:ext cx="4000500" cy="1998810"/>
+                      <a:ext cx="4000500" cy="1987289"/>
                     </a:xfrm>
                     <a:prstGeom prst="rect">
                       <a:avLst/>
@@ -1156,7 +1156,7 @@
         <w:t xml:space="preserve"> </w:t>
       </w:r>
       <w:r>
-        <w:t xml:space="preserve">Cumulative pipeline engagement over time.</w:t>
+        <w:t xml:space="preserve">Cumulative pipeline categories over time.</w:t>
       </w:r>
     </w:p>
     <w:p>

--- a/chapters/exports/14-review.docx
+++ b/chapters/exports/14-review.docx
@@ -24,6 +24,14 @@
       </w:pPr>
       <w:r>
         <w:t xml:space="preserve">Takeaways</w:t>
+      </w:r>
+    </w:p>
+    <w:p>
+      <w:pPr>
+        <w:pStyle w:val="IntenseQuote"/>
+      </w:pPr>
+      <w:r>
+        <w:t xml:space="preserve">Creating a successful new business is not just about having a good idea, it’s about structuring your effort appropriately for the financing needed to get started. This means understanding all aspects of your proposed idea so you have a workable business plan. FBA participant</w:t>
       </w:r>
     </w:p>
     <w:p>
@@ -401,7 +409,7 @@
       <w:r>
         <w:t xml:space="preserve">The </w:t>
       </w:r>
-      <w:hyperlink w:history="1" r:id="rIdhes74q_oyj7onqbz9_w9y">
+      <w:hyperlink w:history="1" r:id="rIdndv-ejuarc6k7sc7cwbma">
         <w:r>
           <w:rPr>
             <w:rStyle w:val="Hyperlink"/>
@@ -412,7 +420,7 @@
       <w:r>
         <w:t xml:space="preserve"> provides technical assistance, delivers workshops, and facilitates a peer-learning network to increase local and regional capacity for applicants to CAL FIRE’s Business and Workforce Development Program. Funding for the Forest Business Alliance is provided by the </w:t>
       </w:r>
-      <w:hyperlink w:history="1" r:id="rIddsiub_movn252djdfqwur">
+      <w:hyperlink w:history="1" r:id="rIdr3tpmjomwiecr27cr-ytq">
         <w:r>
           <w:rPr>
             <w:rStyle w:val="Hyperlink"/>
@@ -423,7 +431,7 @@
       <w:r>
         <w:t xml:space="preserve">. Past funders include the </w:t>
       </w:r>
-      <w:hyperlink w:history="1" r:id="rIdvj0opgeeu_cafaxevdv6t">
+      <w:hyperlink w:history="1" r:id="rId1l1jxpsvsno82yvqxri27">
         <w:r>
           <w:rPr>
             <w:rStyle w:val="Hyperlink"/>
@@ -887,7 +895,7 @@
                 <w:b/>
                 <w:bCs/>
               </w:rPr>
-              <w:t xml:space="preserve">List-Serv Members</w:t>
+              <w:t xml:space="preserve">List-serv Members</w:t>
             </w:r>
           </w:p>
         </w:tc>
@@ -1065,7 +1073,7 @@
         <w:t xml:space="preserve"> </w:t>
       </w:r>
       <w:r>
-        <w:t xml:space="preserve">Progression of FBA pipeline technical assistance.</w:t>
+        <w:t xml:space="preserve">Progression of FBA vpipeline technical assistance.</w:t>
       </w:r>
     </w:p>
     <w:p>
@@ -1203,7 +1211,7 @@
     </w:p>
     <w:p>
       <w:r>
-        <w:t xml:space="preserve">Good participation around CalFire grant deadlines—this probably indicates that PLN was perceived as a strong CalFire support group specializing in grant funding. The in-person PLN meeting at Sierra Institute was well attended, and participants developed strong peer-to-peer and organizational connections (though qualitative, hard to document). Funding for in-person field trips is limited. Change to business-specific network, e.g., mills or biomass only sessions.</w:t>
+        <w:t xml:space="preserve">Good participation around CalFire grant deadlines—this probably indicates that PLN was perceived as a strong CalFire support group specializing in grant funding. The in-person PLN meeting at Sierra Institute was well attended, and participants developed strong peer-to-peer and organizational connections (though qualitative, hard to document). Another approach could be to change to business-specific network, e.g., mills or biomass only sessions. One participant also noted that specific examples of financing wood products businesses as a key need for their startup.</w:t>
       </w:r>
     </w:p>
     <w:p>
@@ -1253,7 +1261,7 @@
         <w:t xml:space="preserve">Focus on technical assistance &amp; key workshops</w:t>
       </w:r>
       <w:r>
-        <w:t xml:space="preserve">. Direct technical assistance was one of the most effective forms of support FBA provided. The challenge was connecting with new and existing organizations, but this has greatly improved over time. Workshops were best attended during grant rounds and when they focused on proposal development or funding, especially funding/finance from entities with money (agencies, banks, foundations, private investors).</w:t>
+        <w:t xml:space="preserve">. Direct technical assistance was one of the most effective forms of support FBA provided. Whereas connecting with new and existing organizations was initially challenging, this has significantly improved. Workshops drew the strongest attendance during grant rounds, particularly when focused on proposal development and funding from sources such as agencies, banks, foundations, and private investors.</w:t>
       </w:r>
     </w:p>
     <w:p>
@@ -1272,7 +1280,7 @@
         <w:t xml:space="preserve">Reconfigure the Peer Learning Network or focus on specific topics with similar businesses</w:t>
       </w:r>
       <w:r>
-        <w:t xml:space="preserve">. Tribal PLN was well attended, key reasons why? PLN was well attended at grant rounds or with key speakers (e.g., River City Bank). But attendance was low in the latter half of Phase I. Focusing on a network of businesses that need it, or creating ad hoc networks when the need arises, might be a better approach.</w:t>
+        <w:t xml:space="preserve">. Tribal PLN was well attended. PLN was well attended at grant rounds or with key speakers (e.g., River City Bank). But attendance was low in the latter half of Phase I. Focusing on a network of businesses that need it, or creating ad hoc networks when the need arises, might be a better approach.</w:t>
       </w:r>
     </w:p>
     <w:p>
@@ -1307,10 +1315,10 @@
           <w:b/>
           <w:bCs/>
         </w:rPr>
-        <w:t xml:space="preserve">Increase connection to unsuccessful grant applicants</w:t>
-      </w:r>
-      <w:r>
-        <w:t xml:space="preserve">. Last year, FBA reached out to more previously unsuccessful grant applicants and helped several secure funding through key adjustments to their program design and grant-writing approaches.</w:t>
+        <w:t xml:space="preserve">Expand outreach to unsuccessful grant applicants</w:t>
+      </w:r>
+      <w:r>
+        <w:t xml:space="preserve">. Recent efforts show measurable success in targeted assistance to applicants who needed extra assistance to refine grant applications, strengthen sections, or add specificity to other portions of their grants.</w:t>
       </w:r>
     </w:p>
     <w:p>
@@ -1329,7 +1337,26 @@
         <w:t xml:space="preserve">Continue communications &amp; outreach</w:t>
       </w:r>
       <w:r>
-        <w:t xml:space="preserve">. Each year, more people know about FBA and reach out, either unsolicited or at the advice of CALFIRE staff, for technical assistance. Having outreach materials such as the guide, website, and webinar/workshop recordings is not just an incredible learning resource but also a library for providing assistance.</w:t>
+        <w:t xml:space="preserve">. Growing awareness drives organic inquiries and CAL FIRE referrals. Existing materials (Guide, website, webinar/workshop recordings) effectively introduce FBA and extend reach.</w:t>
+      </w:r>
+    </w:p>
+    <w:p>
+      <w:pPr>
+        <w:pStyle w:val="ListParagraph"/>
+        <w:numPr>
+          <w:ilvl w:val="0"/>
+          <w:numId w:val="218"/>
+        </w:numPr>
+      </w:pPr>
+      <w:r>
+        <w:rPr>
+          <w:b/>
+          <w:bCs/>
+        </w:rPr>
+        <w:t xml:space="preserve">Conduct further analysis comparing Tribal PLN vs. general PLN</w:t>
+      </w:r>
+      <w:r>
+        <w:t xml:space="preserve"> participation metrics and implement systematic outreach to new startups and nonprofit programs, especially in regions with low application rates or limited grant-writing capacity.</w:t>
       </w:r>
     </w:p>
     <w:p>

--- a/chapters/exports/14-review.docx
+++ b/chapters/exports/14-review.docx
@@ -7,7 +7,7 @@
         <w:pStyle w:val="Heading1"/>
       </w:pPr>
       <w:r>
-        <w:t xml:space="preserve">DRAFT FBA Review</w:t>
+        <w:t xml:space="preserve">FBA Phase I Review</w:t>
       </w:r>
     </w:p>
     <w:p>
@@ -409,7 +409,7 @@
       <w:r>
         <w:t xml:space="preserve">The </w:t>
       </w:r>
-      <w:hyperlink w:history="1" r:id="rIdndv-ejuarc6k7sc7cwbma">
+      <w:hyperlink w:history="1" r:id="rIdtpsqbfomnqpei6vjw3m2u">
         <w:r>
           <w:rPr>
             <w:rStyle w:val="Hyperlink"/>
@@ -420,7 +420,7 @@
       <w:r>
         <w:t xml:space="preserve"> provides technical assistance, delivers workshops, and facilitates a peer-learning network to increase local and regional capacity for applicants to CAL FIRE’s Business and Workforce Development Program. Funding for the Forest Business Alliance is provided by the </w:t>
       </w:r>
-      <w:hyperlink w:history="1" r:id="rIdr3tpmjomwiecr27cr-ytq">
+      <w:hyperlink w:history="1" r:id="rIduxsqlqp75mvodqaxzkclb">
         <w:r>
           <w:rPr>
             <w:rStyle w:val="Hyperlink"/>
@@ -431,7 +431,7 @@
       <w:r>
         <w:t xml:space="preserve">. Past funders include the </w:t>
       </w:r>
-      <w:hyperlink w:history="1" r:id="rId1l1jxpsvsno82yvqxri27">
+      <w:hyperlink w:history="1" r:id="rIdc5cvaun7cbu2plkx44l4r">
         <w:r>
           <w:rPr>
             <w:rStyle w:val="Hyperlink"/>

--- a/chapters/exports/14-review.docx
+++ b/chapters/exports/14-review.docx
@@ -409,7 +409,7 @@
       <w:r>
         <w:t xml:space="preserve">The </w:t>
       </w:r>
-      <w:hyperlink w:history="1" r:id="rIdtpsqbfomnqpei6vjw3m2u">
+      <w:hyperlink w:history="1" r:id="rIdmxweaiw7ns-trcr4uuide">
         <w:r>
           <w:rPr>
             <w:rStyle w:val="Hyperlink"/>
@@ -420,7 +420,7 @@
       <w:r>
         <w:t xml:space="preserve"> provides technical assistance, delivers workshops, and facilitates a peer-learning network to increase local and regional capacity for applicants to CAL FIRE’s Business and Workforce Development Program. Funding for the Forest Business Alliance is provided by the </w:t>
       </w:r>
-      <w:hyperlink w:history="1" r:id="rIduxsqlqp75mvodqaxzkclb">
+      <w:hyperlink w:history="1" r:id="rIda8ewbly-n7tqu-jjurztj">
         <w:r>
           <w:rPr>
             <w:rStyle w:val="Hyperlink"/>
@@ -431,7 +431,7 @@
       <w:r>
         <w:t xml:space="preserve">. Past funders include the </w:t>
       </w:r>
-      <w:hyperlink w:history="1" r:id="rIdc5cvaun7cbu2plkx44l4r">
+      <w:hyperlink w:history="1" r:id="rIduo6bjw7g97hsel9ji0evb">
         <w:r>
           <w:rPr>
             <w:rStyle w:val="Hyperlink"/>
@@ -1008,7 +1008,7 @@
           <wp:inline distT="0" distB="0" distL="0" distR="0">
             <wp:extent cx="4000500" cy="1987289"/>
             <wp:effectExtent b="0" l="0" r="0" t="0"/>
-            <wp:docPr id="213" name="" descr="" title=""/>
+            <wp:docPr id="216" name="" descr="" title=""/>
             <wp:cNvGraphicFramePr>
               <a:graphicFrameLocks xmlns:a="http://schemas.openxmlformats.org/drawingml/2006/main" noChangeAspect="1"/>
             </wp:cNvGraphicFramePr>
@@ -1099,7 +1099,7 @@
           <wp:inline distT="0" distB="0" distL="0" distR="0">
             <wp:extent cx="4000500" cy="1987289"/>
             <wp:effectExtent b="0" l="0" r="0" t="0"/>
-            <wp:docPr id="214" name="" descr="" title=""/>
+            <wp:docPr id="217" name="" descr="" title=""/>
             <wp:cNvGraphicFramePr>
               <a:graphicFrameLocks xmlns:a="http://schemas.openxmlformats.org/drawingml/2006/main" noChangeAspect="1"/>
             </wp:cNvGraphicFramePr>
@@ -1250,7 +1250,7 @@
         <w:pStyle w:val="ListParagraph"/>
         <w:numPr>
           <w:ilvl w:val="0"/>
-          <w:numId w:val="218"/>
+          <w:numId w:val="221"/>
         </w:numPr>
       </w:pPr>
       <w:r>
@@ -1269,7 +1269,7 @@
         <w:pStyle w:val="ListParagraph"/>
         <w:numPr>
           <w:ilvl w:val="0"/>
-          <w:numId w:val="218"/>
+          <w:numId w:val="221"/>
         </w:numPr>
       </w:pPr>
       <w:r>
@@ -1288,7 +1288,7 @@
         <w:pStyle w:val="ListParagraph"/>
         <w:numPr>
           <w:ilvl w:val="0"/>
-          <w:numId w:val="218"/>
+          <w:numId w:val="221"/>
         </w:numPr>
       </w:pPr>
       <w:r>
@@ -1307,7 +1307,7 @@
         <w:pStyle w:val="ListParagraph"/>
         <w:numPr>
           <w:ilvl w:val="0"/>
-          <w:numId w:val="218"/>
+          <w:numId w:val="221"/>
         </w:numPr>
       </w:pPr>
       <w:r>
@@ -1326,7 +1326,7 @@
         <w:pStyle w:val="ListParagraph"/>
         <w:numPr>
           <w:ilvl w:val="0"/>
-          <w:numId w:val="218"/>
+          <w:numId w:val="221"/>
         </w:numPr>
       </w:pPr>
       <w:r>
@@ -1345,7 +1345,7 @@
         <w:pStyle w:val="ListParagraph"/>
         <w:numPr>
           <w:ilvl w:val="0"/>
-          <w:numId w:val="218"/>
+          <w:numId w:val="221"/>
         </w:numPr>
       </w:pPr>
       <w:r>
@@ -1394,7 +1394,7 @@
         <wp:inline distT="0" distB="0" distL="0" distR="0">
           <wp:extent cx="608542" cy="105833"/>
           <wp:effectExtent b="0" l="0" r="0" t="0"/>
-          <wp:docPr id="215" name="" descr="" title=""/>
+          <wp:docPr id="218" name="" descr="" title=""/>
           <wp:cNvGraphicFramePr>
             <a:graphicFrameLocks xmlns:a="http://schemas.openxmlformats.org/drawingml/2006/main" noChangeAspect="1"/>
           </wp:cNvGraphicFramePr>
@@ -1472,7 +1472,7 @@
 
 <file path=word/numbering.xml><?xml version="1.0" encoding="utf-8"?>
 <w:numbering xmlns:wpc="http://schemas.microsoft.com/office/word/2010/wordprocessingCanvas" xmlns:mc="http://schemas.openxmlformats.org/markup-compatibility/2006" xmlns:o="urn:schemas-microsoft-com:office:office" xmlns:r="http://schemas.openxmlformats.org/officeDocument/2006/relationships" xmlns:m="http://schemas.openxmlformats.org/officeDocument/2006/math" xmlns:v="urn:schemas-microsoft-com:vml" xmlns:wp14="http://schemas.microsoft.com/office/word/2010/wordprocessingDrawing" xmlns:wp="http://schemas.openxmlformats.org/drawingml/2006/wordprocessingDrawing" xmlns:w10="urn:schemas-microsoft-com:office:word" xmlns:w="http://schemas.openxmlformats.org/wordprocessingml/2006/main" xmlns:w14="http://schemas.microsoft.com/office/word/2010/wordml" xmlns:w15="http://schemas.microsoft.com/office/word/2012/wordml" xmlns:wpg="http://schemas.microsoft.com/office/word/2010/wordprocessingGroup" xmlns:wpi="http://schemas.microsoft.com/office/word/2010/wordprocessingInk" xmlns:wne="http://schemas.microsoft.com/office/word/2006/wordml" xmlns:wps="http://schemas.microsoft.com/office/word/2010/wordprocessingShape" mc:Ignorable="w14 w15 wp14">
-  <w:abstractNum w:abstractNumId="216" w15:restartNumberingAfterBreak="0">
+  <w:abstractNum w:abstractNumId="219" w15:restartNumberingAfterBreak="0">
     <w:multiLevelType w:val="hybridMultilevel"/>
     <w:lvl w:ilvl="0" w15:tentative="1">
       <w:start w:val="1"/>
@@ -1556,7 +1556,7 @@
       </w:pPr>
     </w:lvl>
   </w:abstractNum>
-  <w:abstractNum w:abstractNumId="217" w15:restartNumberingAfterBreak="0">
+  <w:abstractNum w:abstractNumId="220" w15:restartNumberingAfterBreak="0">
     <w:multiLevelType w:val="hybridMultilevel"/>
     <w:lvl w:ilvl="0" w15:tentative="1">
       <w:start w:val="1"/>
@@ -1641,13 +1641,13 @@
     </w:lvl>
   </w:abstractNum>
   <w:num w:numId="1">
-    <w:abstractNumId w:val="216"/>
+    <w:abstractNumId w:val="219"/>
     <w:lvlOverride w:ilvl="0">
       <w:startOverride w:val="1"/>
     </w:lvlOverride>
   </w:num>
-  <w:num w:numId="218">
-    <w:abstractNumId w:val="217"/>
+  <w:num w:numId="221">
+    <w:abstractNumId w:val="220"/>
     <w:lvlOverride w:ilvl="0">
       <w:startOverride w:val="1"/>
     </w:lvlOverride>

--- a/chapters/exports/14-review.docx
+++ b/chapters/exports/14-review.docx
@@ -409,7 +409,7 @@
       <w:r>
         <w:t xml:space="preserve">The </w:t>
       </w:r>
-      <w:hyperlink w:history="1" r:id="rIdmxweaiw7ns-trcr4uuide">
+      <w:hyperlink w:history="1" r:id="rIdscjuqgltbkmbzluzhcb72">
         <w:r>
           <w:rPr>
             <w:rStyle w:val="Hyperlink"/>
@@ -420,7 +420,7 @@
       <w:r>
         <w:t xml:space="preserve"> provides technical assistance, delivers workshops, and facilitates a peer-learning network to increase local and regional capacity for applicants to CAL FIRE’s Business and Workforce Development Program. Funding for the Forest Business Alliance is provided by the </w:t>
       </w:r>
-      <w:hyperlink w:history="1" r:id="rIda8ewbly-n7tqu-jjurztj">
+      <w:hyperlink w:history="1" r:id="rId99qx69ys-bozifv7so22u">
         <w:r>
           <w:rPr>
             <w:rStyle w:val="Hyperlink"/>
@@ -431,7 +431,7 @@
       <w:r>
         <w:t xml:space="preserve">. Past funders include the </w:t>
       </w:r>
-      <w:hyperlink w:history="1" r:id="rIduo6bjw7g97hsel9ji0evb">
+      <w:hyperlink w:history="1" r:id="rIdp0yrch8a7wapqamlfsmoe">
         <w:r>
           <w:rPr>
             <w:rStyle w:val="Hyperlink"/>
@@ -879,7 +879,7 @@
         <w:tc>
           <w:p>
             <w:r>
-              <w:t xml:space="preserve">1468</w:t>
+              <w:t xml:space="preserve">1,468</w:t>
             </w:r>
           </w:p>
         </w:tc>
@@ -1008,7 +1008,7 @@
           <wp:inline distT="0" distB="0" distL="0" distR="0">
             <wp:extent cx="4000500" cy="1987289"/>
             <wp:effectExtent b="0" l="0" r="0" t="0"/>
-            <wp:docPr id="216" name="" descr="" title=""/>
+            <wp:docPr id="212" name="" descr="" title=""/>
             <wp:cNvGraphicFramePr>
               <a:graphicFrameLocks xmlns:a="http://schemas.openxmlformats.org/drawingml/2006/main" noChangeAspect="1"/>
             </wp:cNvGraphicFramePr>
@@ -1099,7 +1099,7 @@
           <wp:inline distT="0" distB="0" distL="0" distR="0">
             <wp:extent cx="4000500" cy="1987289"/>
             <wp:effectExtent b="0" l="0" r="0" t="0"/>
-            <wp:docPr id="217" name="" descr="" title=""/>
+            <wp:docPr id="213" name="" descr="" title=""/>
             <wp:cNvGraphicFramePr>
               <a:graphicFrameLocks xmlns:a="http://schemas.openxmlformats.org/drawingml/2006/main" noChangeAspect="1"/>
             </wp:cNvGraphicFramePr>
@@ -1250,7 +1250,7 @@
         <w:pStyle w:val="ListParagraph"/>
         <w:numPr>
           <w:ilvl w:val="0"/>
-          <w:numId w:val="221"/>
+          <w:numId w:val="217"/>
         </w:numPr>
       </w:pPr>
       <w:r>
@@ -1269,7 +1269,7 @@
         <w:pStyle w:val="ListParagraph"/>
         <w:numPr>
           <w:ilvl w:val="0"/>
-          <w:numId w:val="221"/>
+          <w:numId w:val="217"/>
         </w:numPr>
       </w:pPr>
       <w:r>
@@ -1288,7 +1288,7 @@
         <w:pStyle w:val="ListParagraph"/>
         <w:numPr>
           <w:ilvl w:val="0"/>
-          <w:numId w:val="221"/>
+          <w:numId w:val="217"/>
         </w:numPr>
       </w:pPr>
       <w:r>
@@ -1307,7 +1307,7 @@
         <w:pStyle w:val="ListParagraph"/>
         <w:numPr>
           <w:ilvl w:val="0"/>
-          <w:numId w:val="221"/>
+          <w:numId w:val="217"/>
         </w:numPr>
       </w:pPr>
       <w:r>
@@ -1326,7 +1326,7 @@
         <w:pStyle w:val="ListParagraph"/>
         <w:numPr>
           <w:ilvl w:val="0"/>
-          <w:numId w:val="221"/>
+          <w:numId w:val="217"/>
         </w:numPr>
       </w:pPr>
       <w:r>
@@ -1345,7 +1345,7 @@
         <w:pStyle w:val="ListParagraph"/>
         <w:numPr>
           <w:ilvl w:val="0"/>
-          <w:numId w:val="221"/>
+          <w:numId w:val="217"/>
         </w:numPr>
       </w:pPr>
       <w:r>
@@ -1394,7 +1394,7 @@
         <wp:inline distT="0" distB="0" distL="0" distR="0">
           <wp:extent cx="608542" cy="105833"/>
           <wp:effectExtent b="0" l="0" r="0" t="0"/>
-          <wp:docPr id="218" name="" descr="" title=""/>
+          <wp:docPr id="214" name="" descr="" title=""/>
           <wp:cNvGraphicFramePr>
             <a:graphicFrameLocks xmlns:a="http://schemas.openxmlformats.org/drawingml/2006/main" noChangeAspect="1"/>
           </wp:cNvGraphicFramePr>
@@ -1472,7 +1472,7 @@
 
 <file path=word/numbering.xml><?xml version="1.0" encoding="utf-8"?>
 <w:numbering xmlns:wpc="http://schemas.microsoft.com/office/word/2010/wordprocessingCanvas" xmlns:mc="http://schemas.openxmlformats.org/markup-compatibility/2006" xmlns:o="urn:schemas-microsoft-com:office:office" xmlns:r="http://schemas.openxmlformats.org/officeDocument/2006/relationships" xmlns:m="http://schemas.openxmlformats.org/officeDocument/2006/math" xmlns:v="urn:schemas-microsoft-com:vml" xmlns:wp14="http://schemas.microsoft.com/office/word/2010/wordprocessingDrawing" xmlns:wp="http://schemas.openxmlformats.org/drawingml/2006/wordprocessingDrawing" xmlns:w10="urn:schemas-microsoft-com:office:word" xmlns:w="http://schemas.openxmlformats.org/wordprocessingml/2006/main" xmlns:w14="http://schemas.microsoft.com/office/word/2010/wordml" xmlns:w15="http://schemas.microsoft.com/office/word/2012/wordml" xmlns:wpg="http://schemas.microsoft.com/office/word/2010/wordprocessingGroup" xmlns:wpi="http://schemas.microsoft.com/office/word/2010/wordprocessingInk" xmlns:wne="http://schemas.microsoft.com/office/word/2006/wordml" xmlns:wps="http://schemas.microsoft.com/office/word/2010/wordprocessingShape" mc:Ignorable="w14 w15 wp14">
-  <w:abstractNum w:abstractNumId="219" w15:restartNumberingAfterBreak="0">
+  <w:abstractNum w:abstractNumId="215" w15:restartNumberingAfterBreak="0">
     <w:multiLevelType w:val="hybridMultilevel"/>
     <w:lvl w:ilvl="0" w15:tentative="1">
       <w:start w:val="1"/>
@@ -1556,7 +1556,7 @@
       </w:pPr>
     </w:lvl>
   </w:abstractNum>
-  <w:abstractNum w:abstractNumId="220" w15:restartNumberingAfterBreak="0">
+  <w:abstractNum w:abstractNumId="216" w15:restartNumberingAfterBreak="0">
     <w:multiLevelType w:val="hybridMultilevel"/>
     <w:lvl w:ilvl="0" w15:tentative="1">
       <w:start w:val="1"/>
@@ -1641,13 +1641,13 @@
     </w:lvl>
   </w:abstractNum>
   <w:num w:numId="1">
-    <w:abstractNumId w:val="219"/>
+    <w:abstractNumId w:val="215"/>
     <w:lvlOverride w:ilvl="0">
       <w:startOverride w:val="1"/>
     </w:lvlOverride>
   </w:num>
-  <w:num w:numId="221">
-    <w:abstractNumId w:val="220"/>
+  <w:num w:numId="217">
+    <w:abstractNumId w:val="216"/>
     <w:lvlOverride w:ilvl="0">
       <w:startOverride w:val="1"/>
     </w:lvlOverride>

--- a/chapters/exports/14-review.docx
+++ b/chapters/exports/14-review.docx
@@ -31,7 +31,7 @@
         <w:pStyle w:val="IntenseQuote"/>
       </w:pPr>
       <w:r>
-        <w:t xml:space="preserve">Creating a successful new business is not just about having a good idea, it’s about structuring your effort appropriately for the financing needed to get started. This means understanding all aspects of your proposed idea so you have a workable business plan. FBA participant</w:t>
+        <w:t xml:space="preserve">Creating a successful new business is not just about having a good idea; it’s about structuring your effort appropriately for the financing needed to get started. This means understanding all aspects of your proposed idea, so you have a workable business plan. FBA participant</w:t>
       </w:r>
     </w:p>
     <w:p>
@@ -42,7 +42,7 @@
         <w:t xml:space="preserve">1</w:t>
       </w:r>
       <w:r>
-        <w:t xml:space="preserve"> summarizes the pluses (what went well) and deltas (what we would change) for FBA Phase I. Technical assistance was well-received and helped participants, and workshop turnout and participation were high, especially for funding and finance topics. The peer learning network was greatly appreciated for networking opportunities, but the participant numbers for live webinars fluctuated widely. </w:t>
+        <w:t xml:space="preserve"> summarizes the pluses (what went well) and deltas (what we would change) for FBA Phase I. Technical assistance was well-received and helped participants, and workshop turnout and participation were high, especially for funding and finance topics. The peer learning network was greatly appreciated for networking opportunities, but live webinar participation fluctuated widely. </w:t>
       </w:r>
       <w:r>
         <w:t xml:space="preserve">Table </w:t>
@@ -409,7 +409,7 @@
       <w:r>
         <w:t xml:space="preserve">The </w:t>
       </w:r>
-      <w:hyperlink w:history="1" r:id="rIdscjuqgltbkmbzluzhcb72">
+      <w:hyperlink w:history="1" r:id="rIdksu2karmjqfbo7sybfigg">
         <w:r>
           <w:rPr>
             <w:rStyle w:val="Hyperlink"/>
@@ -420,7 +420,7 @@
       <w:r>
         <w:t xml:space="preserve"> provides technical assistance, delivers workshops, and facilitates a peer-learning network to increase local and regional capacity for applicants to CAL FIRE’s Business and Workforce Development Program. Funding for the Forest Business Alliance is provided by the </w:t>
       </w:r>
-      <w:hyperlink w:history="1" r:id="rId99qx69ys-bozifv7so22u">
+      <w:hyperlink w:history="1" r:id="rIdcyk20bsu8v36pi-bd09jr">
         <w:r>
           <w:rPr>
             <w:rStyle w:val="Hyperlink"/>
@@ -431,7 +431,7 @@
       <w:r>
         <w:t xml:space="preserve">. Past funders include the </w:t>
       </w:r>
-      <w:hyperlink w:history="1" r:id="rIdp0yrch8a7wapqamlfsmoe">
+      <w:hyperlink w:history="1" r:id="rIdgfncubxtfexsrjrq8zprx">
         <w:r>
           <w:rPr>
             <w:rStyle w:val="Hyperlink"/>
@@ -445,7 +445,7 @@
     </w:p>
     <w:p>
       <w:r>
-        <w:t xml:space="preserve">The design of the Forest Business Alliance is intentionally structured to deliver three core components to participating businesses and nonprofits: technical assistance, workshops, and a peer learning network. This three-pronged approach combines bottom-up and top-down assistance strategies to build organizational capacity across the sector. The model enables the program to get critical information to organizations in need quickly and efficiently while fostering long-term sustainability and collaboration.</w:t>
+        <w:t xml:space="preserve">The Forest Business Alliance is intentionally structured to deliver three core components to participating businesses and nonprofits: technical assistance, workshops, and a peer learning network. This three-pronged approach combines bottom-up and top-down assistance strategies to build organizational capacity across the sector. The model enables the program to get critical information to organizations in need quickly and efficiently while fostering long-term sustainability and collaboration.</w:t>
       </w:r>
     </w:p>
     <w:p>
@@ -464,7 +464,7 @@
         <w:t xml:space="preserve">2</w:t>
       </w:r>
       <w:r>
-        <w:t xml:space="preserve"> provides a summary of FBA accomplishments by category for Phase I. The numbers are for projects that FBA provided technical assistance to and were funded through the Business and Workforce Development Program. Successfully funded projects were a mix of wood processing facilities and workforce development initiatives. Many of the business development projects FBA has assisted with are not yet processing wood, so the BDT for solid wood processing will continue to increase as grant recipients implement and scale their work.</w:t>
+        <w:t xml:space="preserve"> provides a summary of FBA accomplishments by category for Phase I. These numbers reflect projects that FBA provided technical assistance to and that were funded through the Business and Workforce Development Program. Successfully funded projects were a mix of wood processing facilities and workforce development initiatives. Many of the business development projects FBA has assisted with are not yet processing wood, so the BDT for solid wood processing will continue to increase as grant recipients implement and scale their work.</w:t>
       </w:r>
     </w:p>
     <w:p>
@@ -974,7 +974,7 @@
     </w:p>
     <w:p>
       <w:r>
-        <w:t xml:space="preserve">We conducted a review of the Forest Business Alliance through internal and external processes to assess program effectiveness and inform future directions. External review consisted of personal communications and surveys distributed to FBA participants to gather feedback on their experiences and outcomes. Internal review took the form of a facilitated staff meeting that systematically examined the pluses and deltas of each program component and carefully considered next steps for program development.</w:t>
+        <w:t xml:space="preserve">We reviewed the Forest Business Alliance through internal and external processes to assess program effectiveness and inform future directions. The external review included personal communications and surveys distributed to FBA participants to gather feedback on their experiences and outcomes. Internal review took the form of a facilitated staff meeting that systematically examined the pluses and deltas of each program component and carefully considered next steps for program development.</w:t>
       </w:r>
     </w:p>
     <w:p>
@@ -987,7 +987,7 @@
     </w:p>
     <w:p>
       <w:r>
-        <w:t xml:space="preserve">Throughout Phase I of FBA, we tracked stages of contacts from initial identification to funded proposal status (</w:t>
+        <w:t xml:space="preserve">Throughout Phase I of FBA, we tracked contact stages from initial identification to funded proposal status (</w:t>
       </w:r>
       <w:r>
         <w:t xml:space="preserve">Figure </w:t>
@@ -996,7 +996,7 @@
         <w:t xml:space="preserve">1</w:t>
       </w:r>
       <w:r>
-        <w:t xml:space="preserve">). Other stages for collaborators, such as source and participation, were included to account for other types of network participation. Identified, participating, and source category numbers were high at the beginning of the project, and technical assistance was steady but increased dramatically in 2025 as more applicants became aware of the Alliance and contacted us for assistance.</w:t>
+        <w:t xml:space="preserve">). We also included collaborator stages, such as source and participation, to capture other types of network involvement. Identified, participating, and source category numbers were high at the start of the project, and technical assistance was steady but increased dramatically in 2025 as more applicants learned about the Alliance and contacted us for help.</w:t>
       </w:r>
     </w:p>
     <w:p>
@@ -1008,7 +1008,7 @@
           <wp:inline distT="0" distB="0" distL="0" distR="0">
             <wp:extent cx="4000500" cy="1987289"/>
             <wp:effectExtent b="0" l="0" r="0" t="0"/>
-            <wp:docPr id="212" name="" descr="" title=""/>
+            <wp:docPr id="241" name="" descr="" title=""/>
             <wp:cNvGraphicFramePr>
               <a:graphicFrameLocks xmlns:a="http://schemas.openxmlformats.org/drawingml/2006/main" noChangeAspect="1"/>
             </wp:cNvGraphicFramePr>
@@ -1099,7 +1099,7 @@
           <wp:inline distT="0" distB="0" distL="0" distR="0">
             <wp:extent cx="4000500" cy="1987289"/>
             <wp:effectExtent b="0" l="0" r="0" t="0"/>
-            <wp:docPr id="213" name="" descr="" title=""/>
+            <wp:docPr id="242" name="" descr="" title=""/>
             <wp:cNvGraphicFramePr>
               <a:graphicFrameLocks xmlns:a="http://schemas.openxmlformats.org/drawingml/2006/main" noChangeAspect="1"/>
             </wp:cNvGraphicFramePr>
@@ -1177,7 +1177,7 @@
     </w:p>
     <w:p>
       <w:r>
-        <w:t xml:space="preserve">Technical assistance proved to be a core strength of FBA Phase I, with direct support to BWD applicants, specialized Tribal TA, and comprehensive resources, including funding and finance options, and geospatial/contact databases for wood products businesses, helping to build sector capacity. However, several opportunities for improvement emerged: TA delivery needs to be more strategically targeted, a funding gap was identified, office hours saw sparse attendance, and expansion into additional statewide programs is needed. These deltas suggest that while the foundation of TA provision is solid, the program should refine its delivery mechanisms and extend its reach to maximize engagement and impact.</w:t>
+        <w:t xml:space="preserve">Technical assistance was a core strength of FBA Phase I, providing direct support to BWD applicants, specialized Tribal TA, and comprehensive resources, including funding and finance options and geospatial/contact databases for wood products businesses, helping build sector capacity. However, several opportunities for improvement emerged: TA delivery needs to be more strategically targeted, a funding gap was identified, office hours saw sparse attendance, and the program needs to expand into additional statewide programs. These deltas suggest that while the foundation of TA provision is solid, the program should refine its delivery mechanisms and extend its reach to maximize engagement and impact.</w:t>
       </w:r>
     </w:p>
     <w:p>
@@ -1190,7 +1190,7 @@
     </w:p>
     <w:p>
       <w:r>
-        <w:t xml:space="preserve">FBA delivered 39 workshops to 559 participants, exceeding the target by 195% and total participants by 112%, with tribal workshops and funding &amp; finance sessions drawing the strongest attendance. Participation varied significantly across workshop types and timing, reflecting inconsistent interest or scheduling challenges. Workshops tied to grant deadlines consistently saw the best turnout, suggesting participants prioritized sessions when facing immediate funding deadlines. Funding &amp; finance workshops resonated most because applicants needed specific knowledge to complete proposals for entities with money. Phase II should anchor the workshop schedule to grant cycles and continue emphasizing tribal and funding-focused offerings.</w:t>
+        <w:t xml:space="preserve">FBA delivered 39 workshops to 559 participants, exceeding the target by 195% and total participants by 112%, with tribal workshops and funding &amp; finance sessions drawing the strongest attendance. Participation varied significantly across workshop types and timing, reflecting inconsistent interest or scheduling challenges. Workshops tied to grant deadlines consistently saw the best turnout, suggesting participants prioritized sessions when facing immediate funding deadlines. Funding &amp; finance workshops resonated most because applicants needed specific knowledge to complete proposals for funders. Phase II should anchor the workshop schedule to grant cycles and continue emphasizing tribal and funding-focused offerings.</w:t>
       </w:r>
     </w:p>
     <w:p>
@@ -1206,12 +1206,12 @@
         <w:pStyle w:val="IntenseQuote"/>
       </w:pPr>
       <w:r>
-        <w:t xml:space="preserve">“I left each Peer Learning Network meeting feeling inspired and made contact with many members afterwards.” Mika Cook, Sustainable Rural Forest Community Strategist, Humboldt</w:t>
-      </w:r>
-    </w:p>
-    <w:p>
-      <w:r>
-        <w:t xml:space="preserve">Good participation around CalFire grant deadlines—this probably indicates that PLN was perceived as a strong CalFire support group specializing in grant funding. The in-person PLN meeting at Sierra Institute was well attended, and participants developed strong peer-to-peer and organizational connections (though qualitative, hard to document). Another approach could be to change to business-specific network, e.g., mills or biomass only sessions. One participant also noted that specific examples of financing wood products businesses as a key need for their startup.</w:t>
+        <w:t xml:space="preserve">“I left each Peer Learning Network meeting feeling inspired and made contact with many members afterward.” Mika Cook, Sustainable Rural Forest Community Strategist, Humboldt</w:t>
+      </w:r>
+    </w:p>
+    <w:p>
+      <w:r>
+        <w:t xml:space="preserve">Strong participation around CalFire grant deadlines suggests PLN was perceived as a strong CalFire support group specializing in grant funding. The in-person PLN meeting at Sierra Institute was well attended, and participants built strong peer-to-peer and organizational connections (though qualitative and hard to document). Another approach could be to change to a business-specific network, e.g., mills or biomass-only sessions. One participant also noted that financing wood products businesses is a key need for their startup.</w:t>
       </w:r>
     </w:p>
     <w:p>
@@ -1229,7 +1229,7 @@
         <w:t xml:space="preserve">ad hoc</w:t>
       </w:r>
       <w:r>
-        <w:t xml:space="preserve"> expertise is limited.  I really appreciated the speakers, fieldtrips, and networking provided by the Network.” Temra Costa, Regenerative Forest Solutions</w:t>
+        <w:t xml:space="preserve"> expertise is limited.  I really appreciated the speakers, field trips, and networking provided by the Network.” Temra Costa, Regenerative Forest Solutions</w:t>
       </w:r>
     </w:p>
     <w:p>
@@ -1250,7 +1250,7 @@
         <w:pStyle w:val="ListParagraph"/>
         <w:numPr>
           <w:ilvl w:val="0"/>
-          <w:numId w:val="217"/>
+          <w:numId w:val="246"/>
         </w:numPr>
       </w:pPr>
       <w:r>
@@ -1269,7 +1269,7 @@
         <w:pStyle w:val="ListParagraph"/>
         <w:numPr>
           <w:ilvl w:val="0"/>
-          <w:numId w:val="217"/>
+          <w:numId w:val="246"/>
         </w:numPr>
       </w:pPr>
       <w:r>
@@ -1288,7 +1288,7 @@
         <w:pStyle w:val="ListParagraph"/>
         <w:numPr>
           <w:ilvl w:val="0"/>
-          <w:numId w:val="217"/>
+          <w:numId w:val="246"/>
         </w:numPr>
       </w:pPr>
       <w:r>
@@ -1307,7 +1307,7 @@
         <w:pStyle w:val="ListParagraph"/>
         <w:numPr>
           <w:ilvl w:val="0"/>
-          <w:numId w:val="217"/>
+          <w:numId w:val="246"/>
         </w:numPr>
       </w:pPr>
       <w:r>
@@ -1318,7 +1318,7 @@
         <w:t xml:space="preserve">Expand outreach to unsuccessful grant applicants</w:t>
       </w:r>
       <w:r>
-        <w:t xml:space="preserve">. Recent efforts show measurable success in targeted assistance to applicants who needed extra assistance to refine grant applications, strengthen sections, or add specificity to other portions of their grants.</w:t>
+        <w:t xml:space="preserve">. Recent efforts show measurable success in targeted assistance for applicants who needed help refining grant applications, strengthening sections, or adding specificity to other portions of their grants.</w:t>
       </w:r>
     </w:p>
     <w:p>
@@ -1326,7 +1326,7 @@
         <w:pStyle w:val="ListParagraph"/>
         <w:numPr>
           <w:ilvl w:val="0"/>
-          <w:numId w:val="217"/>
+          <w:numId w:val="246"/>
         </w:numPr>
       </w:pPr>
       <w:r>
@@ -1345,7 +1345,7 @@
         <w:pStyle w:val="ListParagraph"/>
         <w:numPr>
           <w:ilvl w:val="0"/>
-          <w:numId w:val="217"/>
+          <w:numId w:val="246"/>
         </w:numPr>
       </w:pPr>
       <w:r>
@@ -1361,7 +1361,7 @@
     </w:p>
     <w:p>
       <w:r>
-        <w:t xml:space="preserve">Additional review of the difference in Peer Learning Network participation between the general PLN and the Tribal PLN would be helpful. Systematic outreach to new startups and nonprofit programs is a feature of the technical assistance that should continue, especially in regions with fewer applicants or lower capacity to apply.</w:t>
+        <w:t xml:space="preserve">An additional review of differences in Peer Learning Network participation between the general PLN and the Tribal PLN would be helpful. Systematic outreach to new startups and nonprofit programs is a feature of the technical assistance that should continue, especially in regions with fewer applicants or lower capacity to apply.</w:t>
       </w:r>
     </w:p>
     <w:sectPr>
@@ -1394,7 +1394,7 @@
         <wp:inline distT="0" distB="0" distL="0" distR="0">
           <wp:extent cx="608542" cy="105833"/>
           <wp:effectExtent b="0" l="0" r="0" t="0"/>
-          <wp:docPr id="214" name="" descr="" title=""/>
+          <wp:docPr id="243" name="" descr="" title=""/>
           <wp:cNvGraphicFramePr>
             <a:graphicFrameLocks xmlns:a="http://schemas.openxmlformats.org/drawingml/2006/main" noChangeAspect="1"/>
           </wp:cNvGraphicFramePr>
@@ -1472,7 +1472,7 @@
 
 <file path=word/numbering.xml><?xml version="1.0" encoding="utf-8"?>
 <w:numbering xmlns:wpc="http://schemas.microsoft.com/office/word/2010/wordprocessingCanvas" xmlns:mc="http://schemas.openxmlformats.org/markup-compatibility/2006" xmlns:o="urn:schemas-microsoft-com:office:office" xmlns:r="http://schemas.openxmlformats.org/officeDocument/2006/relationships" xmlns:m="http://schemas.openxmlformats.org/officeDocument/2006/math" xmlns:v="urn:schemas-microsoft-com:vml" xmlns:wp14="http://schemas.microsoft.com/office/word/2010/wordprocessingDrawing" xmlns:wp="http://schemas.openxmlformats.org/drawingml/2006/wordprocessingDrawing" xmlns:w10="urn:schemas-microsoft-com:office:word" xmlns:w="http://schemas.openxmlformats.org/wordprocessingml/2006/main" xmlns:w14="http://schemas.microsoft.com/office/word/2010/wordml" xmlns:w15="http://schemas.microsoft.com/office/word/2012/wordml" xmlns:wpg="http://schemas.microsoft.com/office/word/2010/wordprocessingGroup" xmlns:wpi="http://schemas.microsoft.com/office/word/2010/wordprocessingInk" xmlns:wne="http://schemas.microsoft.com/office/word/2006/wordml" xmlns:wps="http://schemas.microsoft.com/office/word/2010/wordprocessingShape" mc:Ignorable="w14 w15 wp14">
-  <w:abstractNum w:abstractNumId="215" w15:restartNumberingAfterBreak="0">
+  <w:abstractNum w:abstractNumId="244" w15:restartNumberingAfterBreak="0">
     <w:multiLevelType w:val="hybridMultilevel"/>
     <w:lvl w:ilvl="0" w15:tentative="1">
       <w:start w:val="1"/>
@@ -1556,7 +1556,7 @@
       </w:pPr>
     </w:lvl>
   </w:abstractNum>
-  <w:abstractNum w:abstractNumId="216" w15:restartNumberingAfterBreak="0">
+  <w:abstractNum w:abstractNumId="245" w15:restartNumberingAfterBreak="0">
     <w:multiLevelType w:val="hybridMultilevel"/>
     <w:lvl w:ilvl="0" w15:tentative="1">
       <w:start w:val="1"/>
@@ -1641,13 +1641,13 @@
     </w:lvl>
   </w:abstractNum>
   <w:num w:numId="1">
-    <w:abstractNumId w:val="215"/>
+    <w:abstractNumId w:val="244"/>
     <w:lvlOverride w:ilvl="0">
       <w:startOverride w:val="1"/>
     </w:lvlOverride>
   </w:num>
-  <w:num w:numId="217">
-    <w:abstractNumId w:val="216"/>
+  <w:num w:numId="246">
+    <w:abstractNumId w:val="245"/>
     <w:lvlOverride w:ilvl="0">
       <w:startOverride w:val="1"/>
     </w:lvlOverride>
